--- a/dodopizza_ru/comply_docs/01_Политика_обработки_ПДн.docx
+++ b/dodopizza_ru/comply_docs/01_Политика_обработки_ПДн.docx
@@ -574,7 +574,7 @@
     </w:p>
     <w:p>
       <w:r>
-        <w:t>CMS: Кастомная разработка / Скрытый стек</w:t>
+        <w:t>CMS: Не определена (самописный код или скрытый фреймворк)</w:t>
       </w:r>
     </w:p>
     <w:p>
@@ -614,7 +614,7 @@
     </w:p>
     <w:p>
       <w:r>
-        <w:t>Поддоменов: 30</w:t>
+        <w:t>Поддоменов: 29</w:t>
       </w:r>
     </w:p>
     <w:p>

--- a/dodopizza_ru/comply_docs/01_Политика_обработки_ПДн.docx
+++ b/dodopizza_ru/comply_docs/01_Политика_обработки_ПДн.docx
@@ -35,7 +35,7 @@
         <w:jc w:val="center"/>
       </w:pPr>
       <w:r>
-        <w:t>(ред. от 15.06.2026)</w:t>
+        <w:t>(ред. от 16.06.2026)</w:t>
       </w:r>
     </w:p>
     <w:p/>
@@ -564,7 +564,7 @@
     </w:p>
     <w:p>
       <w:r>
-        <w:t>Дата аудита: 15.06.2026</w:t>
+        <w:t>Дата аудита: 16.06.2026</w:t>
       </w:r>
     </w:p>
     <w:p>
@@ -614,7 +614,7 @@
     </w:p>
     <w:p>
       <w:r>
-        <w:t>Поддоменов: 29</w:t>
+        <w:t>Поддоменов: 30</w:t>
       </w:r>
     </w:p>
     <w:p>
@@ -722,7 +722,7 @@
     </w:p>
     <w:p>
       <w:r>
-        <w:t>Дата утверждения: 15.06.2026.</w:t>
+        <w:t>Дата утверждения: 16.06.2026.</w:t>
       </w:r>
     </w:p>
     <w:p/>

--- a/dodopizza_ru/comply_docs/01_Политика_обработки_ПДн.docx
+++ b/dodopizza_ru/comply_docs/01_Политика_обработки_ПДн.docx
@@ -35,7 +35,7 @@
         <w:jc w:val="center"/>
       </w:pPr>
       <w:r>
-        <w:t>(ред. от 16.06.2026)</w:t>
+        <w:t>(ред. от 18.06.2026)</w:t>
       </w:r>
     </w:p>
     <w:p/>
@@ -564,7 +564,7 @@
     </w:p>
     <w:p>
       <w:r>
-        <w:t>Дата аудита: 16.06.2026</w:t>
+        <w:t>Дата аудита: 18.06.2026</w:t>
       </w:r>
     </w:p>
     <w:p>
@@ -579,12 +579,12 @@
     </w:p>
     <w:p>
       <w:r>
-        <w:t>Хостинг-провайдер: Servicepipe LLC</w:t>
+        <w:t>Хостинг-провайдер: —</w:t>
       </w:r>
     </w:p>
     <w:p>
       <w:r>
-        <w:t>IP-адрес сервера: 91.221.164.120</w:t>
+        <w:t>IP-адрес сервера: —</w:t>
       </w:r>
     </w:p>
     <w:p>
@@ -599,12 +599,12 @@
     </w:p>
     <w:p>
       <w:r>
-        <w:t>SPF: ❌ Требуется внедрение</w:t>
+        <w:t>SPF: Требуется внедрение</w:t>
       </w:r>
     </w:p>
     <w:p>
       <w:r>
-        <w:t>DMARC: ❌ Требуется внедрение</w:t>
+        <w:t>DMARC: Требуется внедрение</w:t>
       </w:r>
     </w:p>
     <w:p>
@@ -624,7 +624,7 @@
     </w:p>
     <w:p>
       <w:r>
-        <w:t>Возраст домена: 15 лет</w:t>
+        <w:t>Возраст домена: —</w:t>
       </w:r>
     </w:p>
     <w:p/>
@@ -722,7 +722,7 @@
     </w:p>
     <w:p>
       <w:r>
-        <w:t>Дата утверждения: 16.06.2026.</w:t>
+        <w:t>Дата утверждения: 18.06.2026.</w:t>
       </w:r>
     </w:p>
     <w:p/>

--- a/dodopizza_ru/comply_docs/01_Политика_обработки_ПДн.docx
+++ b/dodopizza_ru/comply_docs/01_Политика_обработки_ПДн.docx
@@ -579,12 +579,12 @@
     </w:p>
     <w:p>
       <w:r>
-        <w:t>Хостинг-провайдер: —</w:t>
+        <w:t>Хостинг-провайдер: Google Cloud</w:t>
       </w:r>
     </w:p>
     <w:p>
       <w:r>
-        <w:t>IP-адрес сервера: —</w:t>
+        <w:t>IP-адрес сервера: 91.221.164.120</w:t>
       </w:r>
     </w:p>
     <w:p>
@@ -614,7 +614,7 @@
     </w:p>
     <w:p>
       <w:r>
-        <w:t>Поддоменов: 30</w:t>
+        <w:t>Поддоменов: 0</w:t>
       </w:r>
     </w:p>
     <w:p>
@@ -624,7 +624,7 @@
     </w:p>
     <w:p>
       <w:r>
-        <w:t>Возраст домена: —</w:t>
+        <w:t>Возраст домена: 15 лет</w:t>
       </w:r>
     </w:p>
     <w:p/>
